--- a/outputs/marketing/day11/facebook.docx
+++ b/outputs/marketing/day11/facebook.docx
@@ -12,7 +12,7 @@
     </w:p>
     <w:p>
       <w:r>
-        <w:t>Date: 2026-06-21</w:t>
+        <w:t>Date: 2026-06-23</w:t>
       </w:r>
     </w:p>
     <w:p/>
